--- a/lab7/lab7_report.docx
+++ b/lab7/lab7_report.docx
@@ -246,16 +246,118 @@
           <w:sz w:val="24"/>
           <w:szCs w:val="24"/>
         </w:rPr>
+        <w:t xml:space="preserve"> In Main </w:t>
+      </w:r>
+      <w:proofErr w:type="spellStart"/>
+      <w:r>
+        <w:rPr>
+          <w:rFonts w:ascii="Times New Roman" w:hAnsi="Times New Roman"/>
+          <w:sz w:val="24"/>
+          <w:szCs w:val="24"/>
+        </w:rPr>
+        <w:t>class</w:t>
+      </w:r>
+      <w:proofErr w:type="spellEnd"/>
+      <w:r>
+        <w:rPr>
+          <w:rFonts w:ascii="Times New Roman" w:hAnsi="Times New Roman"/>
+          <w:sz w:val="24"/>
+          <w:szCs w:val="24"/>
+        </w:rPr>
+        <w:t xml:space="preserve">, </w:t>
+      </w:r>
+      <w:proofErr w:type="spellStart"/>
+      <w:r>
+        <w:rPr>
+          <w:rFonts w:ascii="Times New Roman" w:hAnsi="Times New Roman"/>
+          <w:sz w:val="24"/>
+          <w:szCs w:val="24"/>
+        </w:rPr>
+        <w:t>create</w:t>
+      </w:r>
+      <w:proofErr w:type="spellEnd"/>
+      <w:r>
+        <w:rPr>
+          <w:rFonts w:ascii="Times New Roman" w:hAnsi="Times New Roman"/>
+          <w:sz w:val="24"/>
+          <w:szCs w:val="24"/>
+        </w:rPr>
+        <w:t xml:space="preserve"> thread1 and thread2 in </w:t>
+      </w:r>
+      <w:proofErr w:type="spellStart"/>
+      <w:r>
+        <w:rPr>
+          <w:rFonts w:ascii="Times New Roman" w:hAnsi="Times New Roman"/>
+          <w:sz w:val="24"/>
+          <w:szCs w:val="24"/>
+        </w:rPr>
+        <w:t>sequence</w:t>
+      </w:r>
+      <w:proofErr w:type="spellEnd"/>
+      <w:r>
+        <w:rPr>
+          <w:rFonts w:ascii="Times New Roman" w:hAnsi="Times New Roman"/>
+          <w:sz w:val="24"/>
+          <w:szCs w:val="24"/>
+        </w:rPr>
+        <w:t xml:space="preserve">. Thread1 </w:t>
+      </w:r>
+      <w:proofErr w:type="spellStart"/>
+      <w:r>
+        <w:rPr>
+          <w:rFonts w:ascii="Times New Roman" w:hAnsi="Times New Roman"/>
+          <w:sz w:val="24"/>
+          <w:szCs w:val="24"/>
+        </w:rPr>
+        <w:t>executes</w:t>
+      </w:r>
+      <w:proofErr w:type="spellEnd"/>
+      <w:r>
+        <w:rPr>
+          <w:rFonts w:ascii="Times New Roman" w:hAnsi="Times New Roman"/>
+          <w:sz w:val="24"/>
+          <w:szCs w:val="24"/>
+        </w:rPr>
         <w:t xml:space="preserve"> </w:t>
       </w:r>
-      <w:r>
-        <w:rPr>
-          <w:rFonts w:ascii="Times New Roman" w:hAnsi="Times New Roman"/>
-          <w:sz w:val="24"/>
-          <w:szCs w:val="24"/>
-        </w:rPr>
-        <w:t>In Main class, create thread1 and thread2 in sequence. Thread1 executes doTaskA() and Thread2</w:t>
-      </w:r>
+      <w:proofErr w:type="spellStart"/>
+      <w:proofErr w:type="gramStart"/>
+      <w:r>
+        <w:rPr>
+          <w:rFonts w:ascii="Times New Roman" w:hAnsi="Times New Roman"/>
+          <w:sz w:val="24"/>
+          <w:szCs w:val="24"/>
+        </w:rPr>
+        <w:t>doTaskA</w:t>
+      </w:r>
+      <w:proofErr w:type="spellEnd"/>
+      <w:r>
+        <w:rPr>
+          <w:rFonts w:ascii="Times New Roman" w:hAnsi="Times New Roman"/>
+          <w:sz w:val="24"/>
+          <w:szCs w:val="24"/>
+        </w:rPr>
+        <w:t>(</w:t>
+      </w:r>
+      <w:proofErr w:type="gramEnd"/>
+      <w:r>
+        <w:rPr>
+          <w:rFonts w:ascii="Times New Roman" w:hAnsi="Times New Roman"/>
+          <w:sz w:val="24"/>
+          <w:szCs w:val="24"/>
+        </w:rPr>
+        <w:t xml:space="preserve">) and Thread2 </w:t>
+      </w:r>
+      <w:proofErr w:type="spellStart"/>
+      <w:r>
+        <w:rPr>
+          <w:rFonts w:ascii="Times New Roman" w:hAnsi="Times New Roman"/>
+          <w:sz w:val="24"/>
+          <w:szCs w:val="24"/>
+        </w:rPr>
+        <w:t>executes</w:t>
+      </w:r>
+      <w:proofErr w:type="spellEnd"/>
       <w:r>
         <w:rPr>
           <w:rFonts w:ascii="Times New Roman" w:hAnsi="Times New Roman"/>
@@ -264,24 +366,134 @@
         </w:rPr>
         <w:t xml:space="preserve"> </w:t>
       </w:r>
-      <w:r>
-        <w:rPr>
-          <w:rFonts w:ascii="Times New Roman" w:hAnsi="Times New Roman"/>
-          <w:sz w:val="24"/>
-          <w:szCs w:val="24"/>
-        </w:rPr>
-        <w:t>executes doTaskB().</w:t>
+      <w:proofErr w:type="spellStart"/>
+      <w:proofErr w:type="gramStart"/>
+      <w:r>
+        <w:rPr>
+          <w:rFonts w:ascii="Times New Roman" w:hAnsi="Times New Roman"/>
+          <w:sz w:val="24"/>
+          <w:szCs w:val="24"/>
+        </w:rPr>
+        <w:t>doTaskB</w:t>
+      </w:r>
+      <w:proofErr w:type="spellEnd"/>
+      <w:r>
+        <w:rPr>
+          <w:rFonts w:ascii="Times New Roman" w:hAnsi="Times New Roman"/>
+          <w:sz w:val="24"/>
+          <w:szCs w:val="24"/>
+        </w:rPr>
+        <w:t>(</w:t>
+      </w:r>
+      <w:proofErr w:type="gramEnd"/>
+      <w:r>
+        <w:rPr>
+          <w:rFonts w:ascii="Times New Roman" w:hAnsi="Times New Roman"/>
+          <w:sz w:val="24"/>
+          <w:szCs w:val="24"/>
+        </w:rPr>
+        <w:t>).</w:t>
       </w:r>
     </w:p>
     <w:p>
       <w:pPr>
         <w:pStyle w:val="p1"/>
-        <w:rPr>
-          <w:rFonts w:ascii="Times New Roman" w:hAnsi="Times New Roman"/>
-          <w:sz w:val="24"/>
-          <w:szCs w:val="24"/>
-        </w:rPr>
-      </w:pPr>
+        <w:numPr>
+          <w:ilvl w:val="0"/>
+          <w:numId w:val="15"/>
+        </w:numPr>
+        <w:rPr>
+          <w:rFonts w:ascii="Times New Roman" w:hAnsi="Times New Roman"/>
+          <w:sz w:val="24"/>
+          <w:szCs w:val="24"/>
+        </w:rPr>
+      </w:pPr>
+      <w:r>
+        <w:rPr>
+          <w:rFonts w:ascii="Times New Roman" w:hAnsi="Times New Roman"/>
+          <w:sz w:val="24"/>
+          <w:szCs w:val="24"/>
+        </w:rPr>
+        <w:t xml:space="preserve">Done. See </w:t>
+      </w:r>
+      <w:proofErr w:type="spellStart"/>
+      <w:r>
+        <w:rPr>
+          <w:rFonts w:ascii="Times New Roman" w:hAnsi="Times New Roman"/>
+          <w:sz w:val="24"/>
+          <w:szCs w:val="24"/>
+        </w:rPr>
+        <w:t>code</w:t>
+      </w:r>
+      <w:proofErr w:type="spellEnd"/>
+      <w:r>
+        <w:rPr>
+          <w:rFonts w:ascii="Times New Roman" w:hAnsi="Times New Roman"/>
+          <w:sz w:val="24"/>
+          <w:szCs w:val="24"/>
+        </w:rPr>
+        <w:t xml:space="preserve"> in folder </w:t>
+      </w:r>
+      <w:r>
+        <w:rPr>
+          <w:rFonts w:ascii="Times New Roman" w:hAnsi="Times New Roman"/>
+          <w:i/>
+          <w:iCs/>
+          <w:sz w:val="24"/>
+          <w:szCs w:val="24"/>
+        </w:rPr>
+        <w:t>exercise1</w:t>
+      </w:r>
+      <w:r>
+        <w:rPr>
+          <w:rFonts w:ascii="Times New Roman" w:hAnsi="Times New Roman"/>
+          <w:i/>
+          <w:iCs/>
+          <w:sz w:val="24"/>
+          <w:szCs w:val="24"/>
+        </w:rPr>
+        <w:t>_2</w:t>
+      </w:r>
+      <w:r>
+        <w:rPr>
+          <w:rFonts w:ascii="Times New Roman" w:hAnsi="Times New Roman"/>
+          <w:sz w:val="24"/>
+          <w:szCs w:val="24"/>
+        </w:rPr>
+        <w:t xml:space="preserve"> and under </w:t>
+      </w:r>
+      <w:proofErr w:type="spellStart"/>
+      <w:r>
+        <w:rPr>
+          <w:rFonts w:ascii="Times New Roman" w:hAnsi="Times New Roman"/>
+          <w:i/>
+          <w:iCs/>
+          <w:sz w:val="24"/>
+          <w:szCs w:val="24"/>
+        </w:rPr>
+        <w:t>src</w:t>
+      </w:r>
+      <w:proofErr w:type="spellEnd"/>
+      <w:r>
+        <w:rPr>
+          <w:rFonts w:ascii="Times New Roman" w:hAnsi="Times New Roman"/>
+          <w:i/>
+          <w:iCs/>
+          <w:sz w:val="24"/>
+          <w:szCs w:val="24"/>
+        </w:rPr>
+        <w:t>/</w:t>
+      </w:r>
+      <w:r>
+        <w:rPr>
+          <w:rFonts w:ascii="Times New Roman" w:hAnsi="Times New Roman"/>
+          <w:i/>
+          <w:iCs/>
+          <w:sz w:val="24"/>
+          <w:szCs w:val="24"/>
+        </w:rPr>
+        <w:t>Exercise1</w:t>
+      </w:r>
     </w:p>
     <w:p>
       <w:pPr>
@@ -292,6 +504,17 @@
           <w:szCs w:val="24"/>
         </w:rPr>
       </w:pPr>
+    </w:p>
+    <w:p>
+      <w:pPr>
+        <w:pStyle w:val="p1"/>
+        <w:rPr>
+          <w:rFonts w:ascii="Times New Roman" w:hAnsi="Times New Roman"/>
+          <w:sz w:val="24"/>
+          <w:szCs w:val="24"/>
+        </w:rPr>
+      </w:pPr>
+      <w:proofErr w:type="spellStart"/>
       <w:r>
         <w:rPr>
           <w:rFonts w:ascii="Times New Roman" w:hAnsi="Times New Roman"/>
@@ -300,7 +523,18 @@
           <w:sz w:val="24"/>
           <w:szCs w:val="24"/>
         </w:rPr>
-        <w:t>Subtask 2:</w:t>
+        <w:t>Subtask</w:t>
+      </w:r>
+      <w:proofErr w:type="spellEnd"/>
+      <w:r>
+        <w:rPr>
+          <w:rFonts w:ascii="Times New Roman" w:hAnsi="Times New Roman"/>
+          <w:b/>
+          <w:bCs/>
+          <w:sz w:val="24"/>
+          <w:szCs w:val="24"/>
+        </w:rPr>
+        <w:t xml:space="preserve"> 2:</w:t>
       </w:r>
       <w:r>
         <w:rPr>
@@ -310,21 +544,229 @@
         </w:rPr>
         <w:t xml:space="preserve"> </w:t>
       </w:r>
-      <w:r>
-        <w:rPr>
-          <w:rFonts w:ascii="Times New Roman" w:hAnsi="Times New Roman"/>
-          <w:sz w:val="24"/>
-          <w:szCs w:val="24"/>
-        </w:rPr>
-        <w:t>Use Conditional Variables to synchronize thread1 and thread2 so that the output of the program is</w:t>
-      </w:r>
-      <w:r>
-        <w:rPr>
-          <w:rFonts w:ascii="Times New Roman" w:hAnsi="Times New Roman"/>
-          <w:sz w:val="24"/>
-          <w:szCs w:val="24"/>
-        </w:rPr>
-        <w:t xml:space="preserve"> in the PDF.</w:t>
+      <w:proofErr w:type="spellStart"/>
+      <w:r>
+        <w:rPr>
+          <w:rFonts w:ascii="Times New Roman" w:hAnsi="Times New Roman"/>
+          <w:sz w:val="24"/>
+          <w:szCs w:val="24"/>
+        </w:rPr>
+        <w:t>Use</w:t>
+      </w:r>
+      <w:proofErr w:type="spellEnd"/>
+      <w:r>
+        <w:rPr>
+          <w:rFonts w:ascii="Times New Roman" w:hAnsi="Times New Roman"/>
+          <w:sz w:val="24"/>
+          <w:szCs w:val="24"/>
+        </w:rPr>
+        <w:t xml:space="preserve"> </w:t>
+      </w:r>
+      <w:proofErr w:type="spellStart"/>
+      <w:r>
+        <w:rPr>
+          <w:rFonts w:ascii="Times New Roman" w:hAnsi="Times New Roman"/>
+          <w:sz w:val="24"/>
+          <w:szCs w:val="24"/>
+        </w:rPr>
+        <w:t>Conditional</w:t>
+      </w:r>
+      <w:proofErr w:type="spellEnd"/>
+      <w:r>
+        <w:rPr>
+          <w:rFonts w:ascii="Times New Roman" w:hAnsi="Times New Roman"/>
+          <w:sz w:val="24"/>
+          <w:szCs w:val="24"/>
+        </w:rPr>
+        <w:t xml:space="preserve"> Variables to </w:t>
+      </w:r>
+      <w:proofErr w:type="spellStart"/>
+      <w:r>
+        <w:rPr>
+          <w:rFonts w:ascii="Times New Roman" w:hAnsi="Times New Roman"/>
+          <w:sz w:val="24"/>
+          <w:szCs w:val="24"/>
+        </w:rPr>
+        <w:t>synchronize</w:t>
+      </w:r>
+      <w:proofErr w:type="spellEnd"/>
+      <w:r>
+        <w:rPr>
+          <w:rFonts w:ascii="Times New Roman" w:hAnsi="Times New Roman"/>
+          <w:sz w:val="24"/>
+          <w:szCs w:val="24"/>
+        </w:rPr>
+        <w:t xml:space="preserve"> thread1 and thread2 so </w:t>
+      </w:r>
+      <w:proofErr w:type="spellStart"/>
+      <w:r>
+        <w:rPr>
+          <w:rFonts w:ascii="Times New Roman" w:hAnsi="Times New Roman"/>
+          <w:sz w:val="24"/>
+          <w:szCs w:val="24"/>
+        </w:rPr>
+        <w:t>that</w:t>
+      </w:r>
+      <w:proofErr w:type="spellEnd"/>
+      <w:r>
+        <w:rPr>
+          <w:rFonts w:ascii="Times New Roman" w:hAnsi="Times New Roman"/>
+          <w:sz w:val="24"/>
+          <w:szCs w:val="24"/>
+        </w:rPr>
+        <w:t xml:space="preserve"> </w:t>
+      </w:r>
+      <w:proofErr w:type="spellStart"/>
+      <w:r>
+        <w:rPr>
+          <w:rFonts w:ascii="Times New Roman" w:hAnsi="Times New Roman"/>
+          <w:sz w:val="24"/>
+          <w:szCs w:val="24"/>
+        </w:rPr>
+        <w:t>the</w:t>
+      </w:r>
+      <w:proofErr w:type="spellEnd"/>
+      <w:r>
+        <w:rPr>
+          <w:rFonts w:ascii="Times New Roman" w:hAnsi="Times New Roman"/>
+          <w:sz w:val="24"/>
+          <w:szCs w:val="24"/>
+        </w:rPr>
+        <w:t xml:space="preserve"> output </w:t>
+      </w:r>
+      <w:proofErr w:type="spellStart"/>
+      <w:r>
+        <w:rPr>
+          <w:rFonts w:ascii="Times New Roman" w:hAnsi="Times New Roman"/>
+          <w:sz w:val="24"/>
+          <w:szCs w:val="24"/>
+        </w:rPr>
+        <w:t>of</w:t>
+      </w:r>
+      <w:proofErr w:type="spellEnd"/>
+      <w:r>
+        <w:rPr>
+          <w:rFonts w:ascii="Times New Roman" w:hAnsi="Times New Roman"/>
+          <w:sz w:val="24"/>
+          <w:szCs w:val="24"/>
+        </w:rPr>
+        <w:t xml:space="preserve"> </w:t>
+      </w:r>
+      <w:proofErr w:type="spellStart"/>
+      <w:r>
+        <w:rPr>
+          <w:rFonts w:ascii="Times New Roman" w:hAnsi="Times New Roman"/>
+          <w:sz w:val="24"/>
+          <w:szCs w:val="24"/>
+        </w:rPr>
+        <w:t>the</w:t>
+      </w:r>
+      <w:proofErr w:type="spellEnd"/>
+      <w:r>
+        <w:rPr>
+          <w:rFonts w:ascii="Times New Roman" w:hAnsi="Times New Roman"/>
+          <w:sz w:val="24"/>
+          <w:szCs w:val="24"/>
+        </w:rPr>
+        <w:t xml:space="preserve"> program is in </w:t>
+      </w:r>
+      <w:proofErr w:type="spellStart"/>
+      <w:r>
+        <w:rPr>
+          <w:rFonts w:ascii="Times New Roman" w:hAnsi="Times New Roman"/>
+          <w:sz w:val="24"/>
+          <w:szCs w:val="24"/>
+        </w:rPr>
+        <w:t>the</w:t>
+      </w:r>
+      <w:proofErr w:type="spellEnd"/>
+      <w:r>
+        <w:rPr>
+          <w:rFonts w:ascii="Times New Roman" w:hAnsi="Times New Roman"/>
+          <w:sz w:val="24"/>
+          <w:szCs w:val="24"/>
+        </w:rPr>
+        <w:t xml:space="preserve"> PDF.</w:t>
+      </w:r>
+    </w:p>
+    <w:p>
+      <w:pPr>
+        <w:pStyle w:val="p1"/>
+        <w:numPr>
+          <w:ilvl w:val="0"/>
+          <w:numId w:val="15"/>
+        </w:numPr>
+        <w:rPr>
+          <w:rFonts w:ascii="Times New Roman" w:hAnsi="Times New Roman"/>
+          <w:sz w:val="24"/>
+          <w:szCs w:val="24"/>
+        </w:rPr>
+      </w:pPr>
+      <w:r>
+        <w:rPr>
+          <w:rFonts w:ascii="Times New Roman" w:hAnsi="Times New Roman"/>
+          <w:sz w:val="24"/>
+          <w:szCs w:val="24"/>
+        </w:rPr>
+        <w:t xml:space="preserve">Done. See </w:t>
+      </w:r>
+      <w:proofErr w:type="spellStart"/>
+      <w:r>
+        <w:rPr>
+          <w:rFonts w:ascii="Times New Roman" w:hAnsi="Times New Roman"/>
+          <w:sz w:val="24"/>
+          <w:szCs w:val="24"/>
+        </w:rPr>
+        <w:t>code</w:t>
+      </w:r>
+      <w:proofErr w:type="spellEnd"/>
+      <w:r>
+        <w:rPr>
+          <w:rFonts w:ascii="Times New Roman" w:hAnsi="Times New Roman"/>
+          <w:sz w:val="24"/>
+          <w:szCs w:val="24"/>
+        </w:rPr>
+        <w:t xml:space="preserve"> in folder </w:t>
+      </w:r>
+      <w:r>
+        <w:rPr>
+          <w:rFonts w:ascii="Times New Roman" w:hAnsi="Times New Roman"/>
+          <w:i/>
+          <w:iCs/>
+          <w:sz w:val="24"/>
+          <w:szCs w:val="24"/>
+        </w:rPr>
+        <w:t>exercise1_2</w:t>
+      </w:r>
+      <w:r>
+        <w:rPr>
+          <w:rFonts w:ascii="Times New Roman" w:hAnsi="Times New Roman"/>
+          <w:sz w:val="24"/>
+          <w:szCs w:val="24"/>
+        </w:rPr>
+        <w:t xml:space="preserve"> and under </w:t>
+      </w:r>
+      <w:proofErr w:type="spellStart"/>
+      <w:r>
+        <w:rPr>
+          <w:rFonts w:ascii="Times New Roman" w:hAnsi="Times New Roman"/>
+          <w:i/>
+          <w:iCs/>
+          <w:sz w:val="24"/>
+          <w:szCs w:val="24"/>
+        </w:rPr>
+        <w:t>src</w:t>
+      </w:r>
+      <w:proofErr w:type="spellEnd"/>
+      <w:r>
+        <w:rPr>
+          <w:rFonts w:ascii="Times New Roman" w:hAnsi="Times New Roman"/>
+          <w:i/>
+          <w:iCs/>
+          <w:sz w:val="24"/>
+          <w:szCs w:val="24"/>
+        </w:rPr>
+        <w:t>/Exercise1</w:t>
       </w:r>
     </w:p>
     <w:p>
@@ -383,7 +825,7 @@
           <w:lang w:val="en-GB" w:eastAsia="nb-NO"/>
           <w14:ligatures w14:val="none"/>
         </w:rPr>
-        <w:t xml:space="preserve">Exercise </w:t>
+        <w:t>Exercise 2:</w:t>
       </w:r>
       <w:r>
         <w:rPr>
@@ -396,9 +838,31 @@
           <w:lang w:val="en-GB" w:eastAsia="nb-NO"/>
           <w14:ligatures w14:val="none"/>
         </w:rPr>
-        <w:t>2</w:t>
-      </w:r>
-      <w:r>
+        <w:t xml:space="preserve"> Complete the code</w:t>
+      </w:r>
+    </w:p>
+    <w:p>
+      <w:pPr>
+        <w:rPr>
+          <w:rFonts w:ascii="Times New Roman" w:hAnsi="Times New Roman" w:cs="Times New Roman"/>
+          <w:lang w:val="en-GB" w:eastAsia="nb-NO"/>
+        </w:rPr>
+      </w:pPr>
+      <w:r>
+        <w:rPr>
+          <w:rFonts w:ascii="Times New Roman" w:hAnsi="Times New Roman" w:cs="Times New Roman"/>
+          <w:lang w:val="en-GB" w:eastAsia="nb-NO"/>
+        </w:rPr>
+        <w:t>Do the same thing with Exercise1. However, use Semaphores to synchronize two threads instead of using Conditional Variables.</w:t>
+      </w:r>
+    </w:p>
+    <w:p>
+      <w:pPr>
+        <w:keepNext/>
+        <w:keepLines/>
+        <w:spacing w:before="360" w:after="120" w:line="360" w:lineRule="auto"/>
+        <w:ind w:right="360"/>
+        <w:outlineLvl w:val="0"/>
         <w:rPr>
           <w:rFonts w:ascii="Times New Roman" w:eastAsiaTheme="majorEastAsia" w:hAnsi="Times New Roman" w:cs="Times New Roman"/>
           <w:b/>
@@ -409,9 +873,15 @@
           <w:lang w:val="en-GB" w:eastAsia="nb-NO"/>
           <w14:ligatures w14:val="none"/>
         </w:rPr>
-        <w:t>:</w:t>
-      </w:r>
-      <w:r>
+      </w:pPr>
+    </w:p>
+    <w:p>
+      <w:pPr>
+        <w:keepNext/>
+        <w:keepLines/>
+        <w:spacing w:before="360" w:after="120" w:line="360" w:lineRule="auto"/>
+        <w:ind w:right="360"/>
+        <w:outlineLvl w:val="0"/>
         <w:rPr>
           <w:rFonts w:ascii="Times New Roman" w:eastAsiaTheme="majorEastAsia" w:hAnsi="Times New Roman" w:cs="Times New Roman"/>
           <w:b/>
@@ -422,45 +892,8 @@
           <w:lang w:val="en-GB" w:eastAsia="nb-NO"/>
           <w14:ligatures w14:val="none"/>
         </w:rPr>
-        <w:t xml:space="preserve"> Complete the code</w:t>
-      </w:r>
-    </w:p>
-    <w:p>
-      <w:pPr>
-        <w:rPr>
-          <w:rFonts w:ascii="Times New Roman" w:hAnsi="Times New Roman" w:cs="Times New Roman"/>
-          <w:lang w:val="en-GB" w:eastAsia="nb-NO"/>
-        </w:rPr>
-      </w:pPr>
-      <w:r>
-        <w:rPr>
-          <w:rFonts w:ascii="Times New Roman" w:hAnsi="Times New Roman" w:cs="Times New Roman"/>
-          <w:lang w:val="en-GB" w:eastAsia="nb-NO"/>
-        </w:rPr>
-        <w:t>Do the same thing with Exercise1. However, use Semaphores to synchronize two threads instead of using</w:t>
-      </w:r>
-      <w:r>
-        <w:rPr>
-          <w:rFonts w:ascii="Times New Roman" w:hAnsi="Times New Roman" w:cs="Times New Roman"/>
-          <w:lang w:val="en-GB" w:eastAsia="nb-NO"/>
-        </w:rPr>
-        <w:t xml:space="preserve"> </w:t>
-      </w:r>
-      <w:r>
-        <w:rPr>
-          <w:rFonts w:ascii="Times New Roman" w:hAnsi="Times New Roman" w:cs="Times New Roman"/>
-          <w:lang w:val="en-GB" w:eastAsia="nb-NO"/>
-        </w:rPr>
-        <w:t>Conditional Variables.</w:t>
-      </w:r>
-    </w:p>
-    <w:p>
-      <w:pPr>
-        <w:keepNext/>
-        <w:keepLines/>
-        <w:spacing w:before="360" w:after="120" w:line="360" w:lineRule="auto"/>
-        <w:ind w:right="360"/>
-        <w:outlineLvl w:val="0"/>
+      </w:pPr>
+      <w:r>
         <w:rPr>
           <w:rFonts w:ascii="Times New Roman" w:eastAsiaTheme="majorEastAsia" w:hAnsi="Times New Roman" w:cs="Times New Roman"/>
           <w:b/>
@@ -471,15 +904,9 @@
           <w:lang w:val="en-GB" w:eastAsia="nb-NO"/>
           <w14:ligatures w14:val="none"/>
         </w:rPr>
-      </w:pPr>
-    </w:p>
-    <w:p>
-      <w:pPr>
-        <w:keepNext/>
-        <w:keepLines/>
-        <w:spacing w:before="360" w:after="120" w:line="360" w:lineRule="auto"/>
-        <w:ind w:right="360"/>
-        <w:outlineLvl w:val="0"/>
+        <w:t>Exercise 3:</w:t>
+      </w:r>
+      <w:r>
         <w:rPr>
           <w:rFonts w:ascii="Times New Roman" w:eastAsiaTheme="majorEastAsia" w:hAnsi="Times New Roman" w:cs="Times New Roman"/>
           <w:b/>
@@ -490,8 +917,16 @@
           <w:lang w:val="en-GB" w:eastAsia="nb-NO"/>
           <w14:ligatures w14:val="none"/>
         </w:rPr>
-      </w:pPr>
-      <w:r>
+        <w:t xml:space="preserve"> Complete the code</w:t>
+      </w:r>
+    </w:p>
+    <w:p>
+      <w:pPr>
+        <w:keepNext/>
+        <w:keepLines/>
+        <w:spacing w:before="360" w:after="120" w:line="240" w:lineRule="auto"/>
+        <w:ind w:right="360"/>
+        <w:outlineLvl w:val="0"/>
         <w:rPr>
           <w:rFonts w:ascii="Times New Roman" w:eastAsiaTheme="majorEastAsia" w:hAnsi="Times New Roman" w:cs="Times New Roman"/>
           <w:b/>
@@ -502,65 +937,6 @@
           <w:lang w:val="en-GB" w:eastAsia="nb-NO"/>
           <w14:ligatures w14:val="none"/>
         </w:rPr>
-        <w:t xml:space="preserve">Exercise </w:t>
-      </w:r>
-      <w:r>
-        <w:rPr>
-          <w:rFonts w:ascii="Times New Roman" w:eastAsiaTheme="majorEastAsia" w:hAnsi="Times New Roman" w:cs="Times New Roman"/>
-          <w:b/>
-          <w:bCs/>
-          <w:kern w:val="0"/>
-          <w:sz w:val="36"/>
-          <w:szCs w:val="36"/>
-          <w:lang w:val="en-GB" w:eastAsia="nb-NO"/>
-          <w14:ligatures w14:val="none"/>
-        </w:rPr>
-        <w:t>3</w:t>
-      </w:r>
-      <w:r>
-        <w:rPr>
-          <w:rFonts w:ascii="Times New Roman" w:eastAsiaTheme="majorEastAsia" w:hAnsi="Times New Roman" w:cs="Times New Roman"/>
-          <w:b/>
-          <w:bCs/>
-          <w:kern w:val="0"/>
-          <w:sz w:val="36"/>
-          <w:szCs w:val="36"/>
-          <w:lang w:val="en-GB" w:eastAsia="nb-NO"/>
-          <w14:ligatures w14:val="none"/>
-        </w:rPr>
-        <w:t>:</w:t>
-      </w:r>
-      <w:r>
-        <w:rPr>
-          <w:rFonts w:ascii="Times New Roman" w:eastAsiaTheme="majorEastAsia" w:hAnsi="Times New Roman" w:cs="Times New Roman"/>
-          <w:b/>
-          <w:bCs/>
-          <w:kern w:val="0"/>
-          <w:sz w:val="36"/>
-          <w:szCs w:val="36"/>
-          <w:lang w:val="en-GB" w:eastAsia="nb-NO"/>
-          <w14:ligatures w14:val="none"/>
-        </w:rPr>
-        <w:t xml:space="preserve"> Complete the code</w:t>
-      </w:r>
-    </w:p>
-    <w:p>
-      <w:pPr>
-        <w:keepNext/>
-        <w:keepLines/>
-        <w:spacing w:before="360" w:after="120" w:line="240" w:lineRule="auto"/>
-        <w:ind w:right="360"/>
-        <w:outlineLvl w:val="0"/>
-        <w:rPr>
-          <w:rFonts w:ascii="Times New Roman" w:eastAsiaTheme="majorEastAsia" w:hAnsi="Times New Roman" w:cs="Times New Roman"/>
-          <w:b/>
-          <w:bCs/>
-          <w:kern w:val="0"/>
-          <w:sz w:val="36"/>
-          <w:szCs w:val="36"/>
-          <w:lang w:val="en-GB" w:eastAsia="nb-NO"/>
-          <w14:ligatures w14:val="none"/>
-        </w:rPr>
       </w:pPr>
       <w:r>
         <w:rPr>
@@ -569,8 +945,9 @@
           <w:lang w:val="en-GB" w:eastAsia="nb-NO"/>
           <w14:ligatures w14:val="none"/>
         </w:rPr>
-        <w:t>Your task</w:t>
-      </w:r>
+        <w:t xml:space="preserve">Your task in this Exercise is to complete the implementation by using Barrier to synchronize threads so that the meeting will start only when all </w:t>
+      </w:r>
+      <w:proofErr w:type="spellStart"/>
       <w:r>
         <w:rPr>
           <w:rFonts w:ascii="Times New Roman" w:eastAsiaTheme="majorEastAsia" w:hAnsi="Times New Roman" w:cs="Times New Roman"/>
@@ -578,8 +955,9 @@
           <w:lang w:val="en-GB" w:eastAsia="nb-NO"/>
           <w14:ligatures w14:val="none"/>
         </w:rPr>
-        <w:t xml:space="preserve"> </w:t>
-      </w:r>
+        <w:t>pariticipants</w:t>
+      </w:r>
+      <w:proofErr w:type="spellEnd"/>
       <w:r>
         <w:rPr>
           <w:rFonts w:ascii="Times New Roman" w:eastAsiaTheme="majorEastAsia" w:hAnsi="Times New Roman" w:cs="Times New Roman"/>
@@ -587,7 +965,7 @@
           <w:lang w:val="en-GB" w:eastAsia="nb-NO"/>
           <w14:ligatures w14:val="none"/>
         </w:rPr>
-        <w:t>in this Exercise is to complete the implementation by using Barrier to synchronize threads so that the</w:t>
+        <w:t xml:space="preserve"> have arrived. The missing code in the project is marked with // TODO keywords.</w:t>
       </w:r>
       <w:r>
         <w:rPr>
@@ -598,6 +976,7 @@
         </w:rPr>
         <w:t xml:space="preserve"> </w:t>
       </w:r>
+      <w:proofErr w:type="spellStart"/>
       <w:r>
         <w:rPr>
           <w:rFonts w:ascii="Times New Roman" w:eastAsiaTheme="majorEastAsia" w:hAnsi="Times New Roman" w:cs="Times New Roman"/>
@@ -605,8 +984,9 @@
           <w:lang w:val="en-GB" w:eastAsia="nb-NO"/>
           <w14:ligatures w14:val="none"/>
         </w:rPr>
-        <w:t>meeting will start only when all pariticipants have arrived. The missing code in the project is marked</w:t>
-      </w:r>
+        <w:t>Excpected</w:t>
+      </w:r>
+      <w:proofErr w:type="spellEnd"/>
       <w:r>
         <w:rPr>
           <w:rFonts w:ascii="Times New Roman" w:eastAsiaTheme="majorEastAsia" w:hAnsi="Times New Roman" w:cs="Times New Roman"/>
@@ -614,25 +994,7 @@
           <w:lang w:val="en-GB" w:eastAsia="nb-NO"/>
           <w14:ligatures w14:val="none"/>
         </w:rPr>
-        <w:t xml:space="preserve"> </w:t>
-      </w:r>
-      <w:r>
-        <w:rPr>
-          <w:rFonts w:ascii="Times New Roman" w:eastAsiaTheme="majorEastAsia" w:hAnsi="Times New Roman" w:cs="Times New Roman"/>
-          <w:kern w:val="0"/>
-          <w:lang w:val="en-GB" w:eastAsia="nb-NO"/>
-          <w14:ligatures w14:val="none"/>
-        </w:rPr>
-        <w:t>with // TODO keywords.</w:t>
-      </w:r>
-      <w:r>
-        <w:rPr>
-          <w:rFonts w:ascii="Times New Roman" w:eastAsiaTheme="majorEastAsia" w:hAnsi="Times New Roman" w:cs="Times New Roman"/>
-          <w:kern w:val="0"/>
-          <w:lang w:val="en-GB" w:eastAsia="nb-NO"/>
-          <w14:ligatures w14:val="none"/>
-        </w:rPr>
-        <w:t xml:space="preserve"> Excpected output is in the PDF</w:t>
+        <w:t xml:space="preserve"> output is in the PDF</w:t>
       </w:r>
     </w:p>
     <w:sectPr>
@@ -1165,6 +1527,118 @@
     </w:lvl>
   </w:abstractNum>
   <w:abstractNum w:abstractNumId="3" w15:restartNumberingAfterBreak="0">
+    <w:nsid w:val="2CF60C80"/>
+    <w:multiLevelType w:val="hybridMultilevel"/>
+    <w:tmpl w:val="AA4004E0"/>
+    <w:lvl w:ilvl="0" w:tplc="6F64F34E">
+      <w:numFmt w:val="bullet"/>
+      <w:lvlText w:val="-"/>
+      <w:lvlJc w:val="left"/>
+      <w:pPr>
+        <w:ind w:left="720" w:hanging="360"/>
+      </w:pPr>
+      <w:rPr>
+        <w:rFonts w:ascii="Times New Roman" w:eastAsia="Times New Roman" w:hAnsi="Times New Roman" w:cs="Times New Roman" w:hint="default"/>
+      </w:rPr>
+    </w:lvl>
+    <w:lvl w:ilvl="1" w:tplc="04140003" w:tentative="1">
+      <w:start w:val="1"/>
+      <w:numFmt w:val="bullet"/>
+      <w:lvlText w:val="o"/>
+      <w:lvlJc w:val="left"/>
+      <w:pPr>
+        <w:ind w:left="1440" w:hanging="360"/>
+      </w:pPr>
+      <w:rPr>
+        <w:rFonts w:ascii="Courier New" w:hAnsi="Courier New" w:hint="default"/>
+      </w:rPr>
+    </w:lvl>
+    <w:lvl w:ilvl="2" w:tplc="04140005" w:tentative="1">
+      <w:start w:val="1"/>
+      <w:numFmt w:val="bullet"/>
+      <w:lvlText w:val=""/>
+      <w:lvlJc w:val="left"/>
+      <w:pPr>
+        <w:ind w:left="2160" w:hanging="360"/>
+      </w:pPr>
+      <w:rPr>
+        <w:rFonts w:ascii="Wingdings" w:hAnsi="Wingdings" w:hint="default"/>
+      </w:rPr>
+    </w:lvl>
+    <w:lvl w:ilvl="3" w:tplc="04140001" w:tentative="1">
+      <w:start w:val="1"/>
+      <w:numFmt w:val="bullet"/>
+      <w:lvlText w:val=""/>
+      <w:lvlJc w:val="left"/>
+      <w:pPr>
+        <w:ind w:left="2880" w:hanging="360"/>
+      </w:pPr>
+      <w:rPr>
+        <w:rFonts w:ascii="Symbol" w:hAnsi="Symbol" w:hint="default"/>
+      </w:rPr>
+    </w:lvl>
+    <w:lvl w:ilvl="4" w:tplc="04140003" w:tentative="1">
+      <w:start w:val="1"/>
+      <w:numFmt w:val="bullet"/>
+      <w:lvlText w:val="o"/>
+      <w:lvlJc w:val="left"/>
+      <w:pPr>
+        <w:ind w:left="3600" w:hanging="360"/>
+      </w:pPr>
+      <w:rPr>
+        <w:rFonts w:ascii="Courier New" w:hAnsi="Courier New" w:hint="default"/>
+      </w:rPr>
+    </w:lvl>
+    <w:lvl w:ilvl="5" w:tplc="04140005" w:tentative="1">
+      <w:start w:val="1"/>
+      <w:numFmt w:val="bullet"/>
+      <w:lvlText w:val=""/>
+      <w:lvlJc w:val="left"/>
+      <w:pPr>
+        <w:ind w:left="4320" w:hanging="360"/>
+      </w:pPr>
+      <w:rPr>
+        <w:rFonts w:ascii="Wingdings" w:hAnsi="Wingdings" w:hint="default"/>
+      </w:rPr>
+    </w:lvl>
+    <w:lvl w:ilvl="6" w:tplc="04140001" w:tentative="1">
+      <w:start w:val="1"/>
+      <w:numFmt w:val="bullet"/>
+      <w:lvlText w:val=""/>
+      <w:lvlJc w:val="left"/>
+      <w:pPr>
+        <w:ind w:left="5040" w:hanging="360"/>
+      </w:pPr>
+      <w:rPr>
+        <w:rFonts w:ascii="Symbol" w:hAnsi="Symbol" w:hint="default"/>
+      </w:rPr>
+    </w:lvl>
+    <w:lvl w:ilvl="7" w:tplc="04140003" w:tentative="1">
+      <w:start w:val="1"/>
+      <w:numFmt w:val="bullet"/>
+      <w:lvlText w:val="o"/>
+      <w:lvlJc w:val="left"/>
+      <w:pPr>
+        <w:ind w:left="5760" w:hanging="360"/>
+      </w:pPr>
+      <w:rPr>
+        <w:rFonts w:ascii="Courier New" w:hAnsi="Courier New" w:hint="default"/>
+      </w:rPr>
+    </w:lvl>
+    <w:lvl w:ilvl="8" w:tplc="04140005" w:tentative="1">
+      <w:start w:val="1"/>
+      <w:numFmt w:val="bullet"/>
+      <w:lvlText w:val=""/>
+      <w:lvlJc w:val="left"/>
+      <w:pPr>
+        <w:ind w:left="6480" w:hanging="360"/>
+      </w:pPr>
+      <w:rPr>
+        <w:rFonts w:ascii="Wingdings" w:hAnsi="Wingdings" w:hint="default"/>
+      </w:rPr>
+    </w:lvl>
+  </w:abstractNum>
+  <w:abstractNum w:abstractNumId="4" w15:restartNumberingAfterBreak="0">
     <w:nsid w:val="2F563318"/>
     <w:multiLevelType w:val="multilevel"/>
     <w:tmpl w:val="95B6D4F4"/>
@@ -1278,7 +1752,7 @@
       </w:pPr>
     </w:lvl>
   </w:abstractNum>
-  <w:abstractNum w:abstractNumId="4" w15:restartNumberingAfterBreak="0">
+  <w:abstractNum w:abstractNumId="5" w15:restartNumberingAfterBreak="0">
     <w:nsid w:val="33F33B05"/>
     <w:multiLevelType w:val="multilevel"/>
     <w:tmpl w:val="00BA5B72"/>
@@ -1391,7 +1865,7 @@
       </w:rPr>
     </w:lvl>
   </w:abstractNum>
-  <w:abstractNum w:abstractNumId="5" w15:restartNumberingAfterBreak="0">
+  <w:abstractNum w:abstractNumId="6" w15:restartNumberingAfterBreak="0">
     <w:nsid w:val="54451AB2"/>
     <w:multiLevelType w:val="multilevel"/>
     <w:tmpl w:val="4F223346"/>
@@ -1504,7 +1978,7 @@
       </w:rPr>
     </w:lvl>
   </w:abstractNum>
-  <w:abstractNum w:abstractNumId="6" w15:restartNumberingAfterBreak="0">
+  <w:abstractNum w:abstractNumId="7" w15:restartNumberingAfterBreak="0">
     <w:nsid w:val="54FA350F"/>
     <w:multiLevelType w:val="multilevel"/>
     <w:tmpl w:val="8100538E"/>
@@ -1617,7 +2091,7 @@
       </w:rPr>
     </w:lvl>
   </w:abstractNum>
-  <w:abstractNum w:abstractNumId="7" w15:restartNumberingAfterBreak="0">
+  <w:abstractNum w:abstractNumId="8" w15:restartNumberingAfterBreak="0">
     <w:nsid w:val="58A4597A"/>
     <w:multiLevelType w:val="hybridMultilevel"/>
     <w:tmpl w:val="55D8B7F2"/>
@@ -1729,7 +2203,7 @@
       </w:rPr>
     </w:lvl>
   </w:abstractNum>
-  <w:abstractNum w:abstractNumId="8" w15:restartNumberingAfterBreak="0">
+  <w:abstractNum w:abstractNumId="9" w15:restartNumberingAfterBreak="0">
     <w:nsid w:val="65692C21"/>
     <w:multiLevelType w:val="multilevel"/>
     <w:tmpl w:val="6DBC67E4"/>
@@ -1842,7 +2316,7 @@
       </w:rPr>
     </w:lvl>
   </w:abstractNum>
-  <w:abstractNum w:abstractNumId="9" w15:restartNumberingAfterBreak="0">
+  <w:abstractNum w:abstractNumId="10" w15:restartNumberingAfterBreak="0">
     <w:nsid w:val="7E8633CB"/>
     <w:multiLevelType w:val="multilevel"/>
     <w:tmpl w:val="D3F27AD2"/>
@@ -1956,19 +2430,19 @@
     </w:lvl>
   </w:abstractNum>
   <w:num w:numId="1" w16cid:durableId="1442652110">
+    <w:abstractNumId w:val="10"/>
+  </w:num>
+  <w:num w:numId="2" w16cid:durableId="1060447681">
+    <w:abstractNumId w:val="5"/>
+  </w:num>
+  <w:num w:numId="3" w16cid:durableId="1708601671">
+    <w:abstractNumId w:val="5"/>
+  </w:num>
+  <w:num w:numId="4" w16cid:durableId="1803303132">
     <w:abstractNumId w:val="9"/>
   </w:num>
-  <w:num w:numId="2" w16cid:durableId="1060447681">
-    <w:abstractNumId w:val="4"/>
-  </w:num>
-  <w:num w:numId="3" w16cid:durableId="1708601671">
-    <w:abstractNumId w:val="4"/>
-  </w:num>
-  <w:num w:numId="4" w16cid:durableId="1803303132">
-    <w:abstractNumId w:val="8"/>
-  </w:num>
   <w:num w:numId="5" w16cid:durableId="1697074110">
-    <w:abstractNumId w:val="5"/>
+    <w:abstractNumId w:val="6"/>
   </w:num>
   <w:num w:numId="6" w16cid:durableId="1528252287">
     <w:abstractNumId w:val="2"/>
@@ -2010,19 +2484,22 @@
     </w:lvlOverride>
   </w:num>
   <w:num w:numId="10" w16cid:durableId="1226069016">
-    <w:abstractNumId w:val="6"/>
+    <w:abstractNumId w:val="7"/>
   </w:num>
   <w:num w:numId="11" w16cid:durableId="126748389">
-    <w:abstractNumId w:val="6"/>
+    <w:abstractNumId w:val="7"/>
   </w:num>
   <w:num w:numId="12" w16cid:durableId="976647430">
     <w:abstractNumId w:val="0"/>
   </w:num>
   <w:num w:numId="13" w16cid:durableId="653877564">
-    <w:abstractNumId w:val="3"/>
+    <w:abstractNumId w:val="4"/>
   </w:num>
   <w:num w:numId="14" w16cid:durableId="2062241591">
-    <w:abstractNumId w:val="7"/>
+    <w:abstractNumId w:val="8"/>
+  </w:num>
+  <w:num w:numId="15" w16cid:durableId="1838572655">
+    <w:abstractNumId w:val="3"/>
   </w:num>
 </w:numbering>
 </file>

--- a/lab7/lab7_report.docx
+++ b/lab7/lab7_report.docx
@@ -153,6 +153,7 @@
     </w:p>
     <w:p>
       <w:pPr>
+        <w:spacing w:line="360" w:lineRule="auto"/>
         <w:rPr>
           <w:rFonts w:ascii="Times New Roman" w:eastAsiaTheme="majorEastAsia" w:hAnsi="Times New Roman" w:cs="Times New Roman"/>
           <w:kern w:val="0"/>
@@ -223,6 +224,7 @@
     <w:p>
       <w:pPr>
         <w:pStyle w:val="p1"/>
+        <w:spacing w:line="360" w:lineRule="auto"/>
         <w:rPr>
           <w:rFonts w:ascii="Times New Roman" w:hAnsi="Times New Roman"/>
           <w:sz w:val="24"/>
@@ -402,17 +404,20 @@
           <w:ilvl w:val="0"/>
           <w:numId w:val="15"/>
         </w:numPr>
-        <w:rPr>
-          <w:rFonts w:ascii="Times New Roman" w:hAnsi="Times New Roman"/>
-          <w:sz w:val="24"/>
-          <w:szCs w:val="24"/>
-        </w:rPr>
-      </w:pPr>
-      <w:r>
-        <w:rPr>
-          <w:rFonts w:ascii="Times New Roman" w:hAnsi="Times New Roman"/>
-          <w:sz w:val="24"/>
-          <w:szCs w:val="24"/>
+        <w:spacing w:line="360" w:lineRule="auto"/>
+        <w:rPr>
+          <w:rFonts w:ascii="Times New Roman" w:hAnsi="Times New Roman"/>
+          <w:sz w:val="24"/>
+          <w:szCs w:val="24"/>
+          <w:u w:val="single"/>
+        </w:rPr>
+      </w:pPr>
+      <w:r>
+        <w:rPr>
+          <w:rFonts w:ascii="Times New Roman" w:hAnsi="Times New Roman"/>
+          <w:sz w:val="24"/>
+          <w:szCs w:val="24"/>
+          <w:u w:val="single"/>
         </w:rPr>
         <w:t xml:space="preserve">Done. See </w:t>
       </w:r>
@@ -422,6 +427,7 @@
           <w:rFonts w:ascii="Times New Roman" w:hAnsi="Times New Roman"/>
           <w:sz w:val="24"/>
           <w:szCs w:val="24"/>
+          <w:u w:val="single"/>
         </w:rPr>
         <w:t>code</w:t>
       </w:r>
@@ -431,6 +437,7 @@
           <w:rFonts w:ascii="Times New Roman" w:hAnsi="Times New Roman"/>
           <w:sz w:val="24"/>
           <w:szCs w:val="24"/>
+          <w:u w:val="single"/>
         </w:rPr>
         <w:t xml:space="preserve"> in folder </w:t>
       </w:r>
@@ -441,6 +448,7 @@
           <w:iCs/>
           <w:sz w:val="24"/>
           <w:szCs w:val="24"/>
+          <w:u w:val="single"/>
         </w:rPr>
         <w:t>exercise1</w:t>
       </w:r>
@@ -451,6 +459,7 @@
           <w:iCs/>
           <w:sz w:val="24"/>
           <w:szCs w:val="24"/>
+          <w:u w:val="single"/>
         </w:rPr>
         <w:t>_2</w:t>
       </w:r>
@@ -459,6 +468,7 @@
           <w:rFonts w:ascii="Times New Roman" w:hAnsi="Times New Roman"/>
           <w:sz w:val="24"/>
           <w:szCs w:val="24"/>
+          <w:u w:val="single"/>
         </w:rPr>
         <w:t xml:space="preserve"> and under </w:t>
       </w:r>
@@ -470,6 +480,7 @@
           <w:iCs/>
           <w:sz w:val="24"/>
           <w:szCs w:val="24"/>
+          <w:u w:val="single"/>
         </w:rPr>
         <w:t>src</w:t>
       </w:r>
@@ -481,6 +492,7 @@
           <w:iCs/>
           <w:sz w:val="24"/>
           <w:szCs w:val="24"/>
+          <w:u w:val="single"/>
         </w:rPr>
         <w:t>/</w:t>
       </w:r>
@@ -491,13 +503,26 @@
           <w:iCs/>
           <w:sz w:val="24"/>
           <w:szCs w:val="24"/>
+          <w:u w:val="single"/>
         </w:rPr>
         <w:t>Exercise1</w:t>
+      </w:r>
+      <w:r>
+        <w:rPr>
+          <w:rFonts w:ascii="Times New Roman" w:hAnsi="Times New Roman"/>
+          <w:i/>
+          <w:iCs/>
+          <w:sz w:val="24"/>
+          <w:szCs w:val="24"/>
+          <w:u w:val="single"/>
+        </w:rPr>
+        <w:t>.java</w:t>
       </w:r>
     </w:p>
     <w:p>
       <w:pPr>
         <w:pStyle w:val="p1"/>
+        <w:spacing w:line="360" w:lineRule="auto"/>
         <w:rPr>
           <w:rFonts w:ascii="Times New Roman" w:hAnsi="Times New Roman"/>
           <w:sz w:val="24"/>
@@ -508,6 +533,7 @@
     <w:p>
       <w:pPr>
         <w:pStyle w:val="p1"/>
+        <w:spacing w:line="360" w:lineRule="auto"/>
         <w:rPr>
           <w:rFonts w:ascii="Times New Roman" w:hAnsi="Times New Roman"/>
           <w:sz w:val="24"/>
@@ -696,17 +722,20 @@
           <w:ilvl w:val="0"/>
           <w:numId w:val="15"/>
         </w:numPr>
-        <w:rPr>
-          <w:rFonts w:ascii="Times New Roman" w:hAnsi="Times New Roman"/>
-          <w:sz w:val="24"/>
-          <w:szCs w:val="24"/>
-        </w:rPr>
-      </w:pPr>
-      <w:r>
-        <w:rPr>
-          <w:rFonts w:ascii="Times New Roman" w:hAnsi="Times New Roman"/>
-          <w:sz w:val="24"/>
-          <w:szCs w:val="24"/>
+        <w:spacing w:line="360" w:lineRule="auto"/>
+        <w:rPr>
+          <w:rFonts w:ascii="Times New Roman" w:hAnsi="Times New Roman"/>
+          <w:sz w:val="24"/>
+          <w:szCs w:val="24"/>
+          <w:u w:val="single"/>
+        </w:rPr>
+      </w:pPr>
+      <w:r>
+        <w:rPr>
+          <w:rFonts w:ascii="Times New Roman" w:hAnsi="Times New Roman"/>
+          <w:sz w:val="24"/>
+          <w:szCs w:val="24"/>
+          <w:u w:val="single"/>
         </w:rPr>
         <w:t xml:space="preserve">Done. See </w:t>
       </w:r>
@@ -716,6 +745,7 @@
           <w:rFonts w:ascii="Times New Roman" w:hAnsi="Times New Roman"/>
           <w:sz w:val="24"/>
           <w:szCs w:val="24"/>
+          <w:u w:val="single"/>
         </w:rPr>
         <w:t>code</w:t>
       </w:r>
@@ -725,6 +755,7 @@
           <w:rFonts w:ascii="Times New Roman" w:hAnsi="Times New Roman"/>
           <w:sz w:val="24"/>
           <w:szCs w:val="24"/>
+          <w:u w:val="single"/>
         </w:rPr>
         <w:t xml:space="preserve"> in folder </w:t>
       </w:r>
@@ -735,6 +766,7 @@
           <w:iCs/>
           <w:sz w:val="24"/>
           <w:szCs w:val="24"/>
+          <w:u w:val="single"/>
         </w:rPr>
         <w:t>exercise1_2</w:t>
       </w:r>
@@ -743,6 +775,7 @@
           <w:rFonts w:ascii="Times New Roman" w:hAnsi="Times New Roman"/>
           <w:sz w:val="24"/>
           <w:szCs w:val="24"/>
+          <w:u w:val="single"/>
         </w:rPr>
         <w:t xml:space="preserve"> and under </w:t>
       </w:r>
@@ -754,6 +787,7 @@
           <w:iCs/>
           <w:sz w:val="24"/>
           <w:szCs w:val="24"/>
+          <w:u w:val="single"/>
         </w:rPr>
         <w:t>src</w:t>
       </w:r>
@@ -765,15 +799,30 @@
           <w:iCs/>
           <w:sz w:val="24"/>
           <w:szCs w:val="24"/>
+          <w:u w:val="single"/>
         </w:rPr>
         <w:t>/Exercise1</w:t>
+      </w:r>
+      <w:r>
+        <w:rPr>
+          <w:rFonts w:ascii="Times New Roman" w:hAnsi="Times New Roman"/>
+          <w:i/>
+          <w:iCs/>
+          <w:sz w:val="24"/>
+          <w:szCs w:val="24"/>
+          <w:u w:val="single"/>
+        </w:rPr>
+        <w:t>.java</w:t>
       </w:r>
     </w:p>
     <w:p>
       <w:pPr>
-        <w:rPr>
-          <w:rFonts w:ascii="Times New Roman" w:hAnsi="Times New Roman" w:cs="Times New Roman"/>
-          <w:lang w:val="en-GB" w:eastAsia="nb-NO"/>
+        <w:pStyle w:val="p1"/>
+        <w:spacing w:line="360" w:lineRule="auto"/>
+        <w:rPr>
+          <w:rFonts w:ascii="Times New Roman" w:hAnsi="Times New Roman"/>
+          <w:sz w:val="24"/>
+          <w:szCs w:val="24"/>
         </w:rPr>
       </w:pPr>
     </w:p>
@@ -795,14 +844,7 @@
           <w14:ligatures w14:val="none"/>
         </w:rPr>
       </w:pPr>
-    </w:p>
-    <w:p>
-      <w:pPr>
-        <w:keepNext/>
-        <w:keepLines/>
-        <w:spacing w:before="360" w:after="120" w:line="360" w:lineRule="auto"/>
-        <w:ind w:right="360"/>
-        <w:outlineLvl w:val="0"/>
+      <w:r>
         <w:rPr>
           <w:rFonts w:ascii="Times New Roman" w:eastAsiaTheme="majorEastAsia" w:hAnsi="Times New Roman" w:cs="Times New Roman"/>
           <w:b/>
@@ -813,7 +855,8 @@
           <w:lang w:val="en-GB" w:eastAsia="nb-NO"/>
           <w14:ligatures w14:val="none"/>
         </w:rPr>
-      </w:pPr>
+        <w:t>Exercise 2:</w:t>
+      </w:r>
       <w:r>
         <w:rPr>
           <w:rFonts w:ascii="Times New Roman" w:eastAsiaTheme="majorEastAsia" w:hAnsi="Times New Roman" w:cs="Times New Roman"/>
@@ -825,9 +868,95 @@
           <w:lang w:val="en-GB" w:eastAsia="nb-NO"/>
           <w14:ligatures w14:val="none"/>
         </w:rPr>
-        <w:t>Exercise 2:</w:t>
-      </w:r>
-      <w:r>
+        <w:t xml:space="preserve"> Complete the code</w:t>
+      </w:r>
+    </w:p>
+    <w:p>
+      <w:pPr>
+        <w:spacing w:line="360" w:lineRule="auto"/>
+        <w:rPr>
+          <w:rFonts w:ascii="Times New Roman" w:hAnsi="Times New Roman" w:cs="Times New Roman"/>
+          <w:lang w:val="en-GB" w:eastAsia="nb-NO"/>
+        </w:rPr>
+      </w:pPr>
+      <w:r>
+        <w:rPr>
+          <w:rFonts w:ascii="Times New Roman" w:hAnsi="Times New Roman" w:cs="Times New Roman"/>
+          <w:lang w:val="en-GB" w:eastAsia="nb-NO"/>
+        </w:rPr>
+        <w:t>Do the same thing with Exercise1. However, use Semaphores to synchronize two threads instead of using Conditional Variables.</w:t>
+      </w:r>
+    </w:p>
+    <w:p>
+      <w:pPr>
+        <w:pStyle w:val="Listeavsnitt"/>
+        <w:numPr>
+          <w:ilvl w:val="0"/>
+          <w:numId w:val="15"/>
+        </w:numPr>
+        <w:spacing w:line="360" w:lineRule="auto"/>
+        <w:rPr>
+          <w:rFonts w:ascii="Times New Roman" w:hAnsi="Times New Roman" w:cs="Times New Roman"/>
+          <w:u w:val="single"/>
+          <w:lang w:val="en-GB" w:eastAsia="nb-NO"/>
+        </w:rPr>
+      </w:pPr>
+      <w:r>
+        <w:rPr>
+          <w:rFonts w:ascii="Times New Roman" w:hAnsi="Times New Roman" w:cs="Times New Roman"/>
+          <w:u w:val="single"/>
+          <w:lang w:val="en-GB" w:eastAsia="nb-NO"/>
+        </w:rPr>
+        <w:t xml:space="preserve">Done. See code in folder </w:t>
+      </w:r>
+      <w:r>
+        <w:rPr>
+          <w:rFonts w:ascii="Times New Roman" w:hAnsi="Times New Roman" w:cs="Times New Roman"/>
+          <w:i/>
+          <w:iCs/>
+          <w:u w:val="single"/>
+          <w:lang w:val="en-GB" w:eastAsia="nb-NO"/>
+        </w:rPr>
+        <w:t>exercise1_2</w:t>
+      </w:r>
+      <w:r>
+        <w:rPr>
+          <w:rFonts w:ascii="Times New Roman" w:hAnsi="Times New Roman" w:cs="Times New Roman"/>
+          <w:u w:val="single"/>
+          <w:lang w:val="en-GB" w:eastAsia="nb-NO"/>
+        </w:rPr>
+        <w:t xml:space="preserve"> and under </w:t>
+      </w:r>
+      <w:proofErr w:type="spellStart"/>
+      <w:r>
+        <w:rPr>
+          <w:rFonts w:ascii="Times New Roman" w:hAnsi="Times New Roman" w:cs="Times New Roman"/>
+          <w:i/>
+          <w:iCs/>
+          <w:u w:val="single"/>
+          <w:lang w:val="en-GB" w:eastAsia="nb-NO"/>
+        </w:rPr>
+        <w:t>src</w:t>
+      </w:r>
+      <w:proofErr w:type="spellEnd"/>
+      <w:r>
+        <w:rPr>
+          <w:rFonts w:ascii="Times New Roman" w:hAnsi="Times New Roman" w:cs="Times New Roman"/>
+          <w:i/>
+          <w:iCs/>
+          <w:u w:val="single"/>
+          <w:lang w:val="en-GB" w:eastAsia="nb-NO"/>
+        </w:rPr>
+        <w:t>/Exercise2.java</w:t>
+      </w:r>
+    </w:p>
+    <w:p>
+      <w:pPr>
+        <w:keepNext/>
+        <w:keepLines/>
+        <w:spacing w:before="360" w:after="120" w:line="360" w:lineRule="auto"/>
+        <w:ind w:right="360"/>
+        <w:outlineLvl w:val="0"/>
         <w:rPr>
           <w:rFonts w:ascii="Times New Roman" w:eastAsiaTheme="majorEastAsia" w:hAnsi="Times New Roman" w:cs="Times New Roman"/>
           <w:b/>
@@ -838,23 +967,7 @@
           <w:lang w:val="en-GB" w:eastAsia="nb-NO"/>
           <w14:ligatures w14:val="none"/>
         </w:rPr>
-        <w:t xml:space="preserve"> Complete the code</w:t>
-      </w:r>
-    </w:p>
-    <w:p>
-      <w:pPr>
-        <w:rPr>
-          <w:rFonts w:ascii="Times New Roman" w:hAnsi="Times New Roman" w:cs="Times New Roman"/>
-          <w:lang w:val="en-GB" w:eastAsia="nb-NO"/>
-        </w:rPr>
-      </w:pPr>
-      <w:r>
-        <w:rPr>
-          <w:rFonts w:ascii="Times New Roman" w:hAnsi="Times New Roman" w:cs="Times New Roman"/>
-          <w:lang w:val="en-GB" w:eastAsia="nb-NO"/>
-        </w:rPr>
-        <w:t>Do the same thing with Exercise1. However, use Semaphores to synchronize two threads instead of using Conditional Variables.</w:t>
-      </w:r>
+      </w:pPr>
     </w:p>
     <w:p>
       <w:pPr>
@@ -874,14 +987,7 @@
           <w14:ligatures w14:val="none"/>
         </w:rPr>
       </w:pPr>
-    </w:p>
-    <w:p>
-      <w:pPr>
-        <w:keepNext/>
-        <w:keepLines/>
-        <w:spacing w:before="360" w:after="120" w:line="360" w:lineRule="auto"/>
-        <w:ind w:right="360"/>
-        <w:outlineLvl w:val="0"/>
+      <w:r>
         <w:rPr>
           <w:rFonts w:ascii="Times New Roman" w:eastAsiaTheme="majorEastAsia" w:hAnsi="Times New Roman" w:cs="Times New Roman"/>
           <w:b/>
@@ -892,7 +998,8 @@
           <w:lang w:val="en-GB" w:eastAsia="nb-NO"/>
           <w14:ligatures w14:val="none"/>
         </w:rPr>
-      </w:pPr>
+        <w:t>Exercise 3:</w:t>
+      </w:r>
       <w:r>
         <w:rPr>
           <w:rFonts w:ascii="Times New Roman" w:eastAsiaTheme="majorEastAsia" w:hAnsi="Times New Roman" w:cs="Times New Roman"/>
@@ -904,19 +1011,6 @@
           <w:lang w:val="en-GB" w:eastAsia="nb-NO"/>
           <w14:ligatures w14:val="none"/>
         </w:rPr>
-        <w:t>Exercise 3:</w:t>
-      </w:r>
-      <w:r>
-        <w:rPr>
-          <w:rFonts w:ascii="Times New Roman" w:eastAsiaTheme="majorEastAsia" w:hAnsi="Times New Roman" w:cs="Times New Roman"/>
-          <w:b/>
-          <w:bCs/>
-          <w:kern w:val="0"/>
-          <w:sz w:val="36"/>
-          <w:szCs w:val="36"/>
-          <w:lang w:val="en-GB" w:eastAsia="nb-NO"/>
-          <w14:ligatures w14:val="none"/>
-        </w:rPr>
         <w:t xml:space="preserve"> Complete the code</w:t>
       </w:r>
     </w:p>
@@ -924,7 +1018,7 @@
       <w:pPr>
         <w:keepNext/>
         <w:keepLines/>
-        <w:spacing w:before="360" w:after="120" w:line="240" w:lineRule="auto"/>
+        <w:spacing w:before="360" w:after="120" w:line="360" w:lineRule="auto"/>
         <w:ind w:right="360"/>
         <w:outlineLvl w:val="0"/>
         <w:rPr>

--- a/lab7/lab7_report.docx
+++ b/lab7/lab7_report.docx
@@ -248,153 +248,7 @@
           <w:sz w:val="24"/>
           <w:szCs w:val="24"/>
         </w:rPr>
-        <w:t xml:space="preserve"> In Main </w:t>
-      </w:r>
-      <w:proofErr w:type="spellStart"/>
-      <w:r>
-        <w:rPr>
-          <w:rFonts w:ascii="Times New Roman" w:hAnsi="Times New Roman"/>
-          <w:sz w:val="24"/>
-          <w:szCs w:val="24"/>
-        </w:rPr>
-        <w:t>class</w:t>
-      </w:r>
-      <w:proofErr w:type="spellEnd"/>
-      <w:r>
-        <w:rPr>
-          <w:rFonts w:ascii="Times New Roman" w:hAnsi="Times New Roman"/>
-          <w:sz w:val="24"/>
-          <w:szCs w:val="24"/>
-        </w:rPr>
-        <w:t xml:space="preserve">, </w:t>
-      </w:r>
-      <w:proofErr w:type="spellStart"/>
-      <w:r>
-        <w:rPr>
-          <w:rFonts w:ascii="Times New Roman" w:hAnsi="Times New Roman"/>
-          <w:sz w:val="24"/>
-          <w:szCs w:val="24"/>
-        </w:rPr>
-        <w:t>create</w:t>
-      </w:r>
-      <w:proofErr w:type="spellEnd"/>
-      <w:r>
-        <w:rPr>
-          <w:rFonts w:ascii="Times New Roman" w:hAnsi="Times New Roman"/>
-          <w:sz w:val="24"/>
-          <w:szCs w:val="24"/>
-        </w:rPr>
-        <w:t xml:space="preserve"> thread1 and thread2 in </w:t>
-      </w:r>
-      <w:proofErr w:type="spellStart"/>
-      <w:r>
-        <w:rPr>
-          <w:rFonts w:ascii="Times New Roman" w:hAnsi="Times New Roman"/>
-          <w:sz w:val="24"/>
-          <w:szCs w:val="24"/>
-        </w:rPr>
-        <w:t>sequence</w:t>
-      </w:r>
-      <w:proofErr w:type="spellEnd"/>
-      <w:r>
-        <w:rPr>
-          <w:rFonts w:ascii="Times New Roman" w:hAnsi="Times New Roman"/>
-          <w:sz w:val="24"/>
-          <w:szCs w:val="24"/>
-        </w:rPr>
-        <w:t xml:space="preserve">. Thread1 </w:t>
-      </w:r>
-      <w:proofErr w:type="spellStart"/>
-      <w:r>
-        <w:rPr>
-          <w:rFonts w:ascii="Times New Roman" w:hAnsi="Times New Roman"/>
-          <w:sz w:val="24"/>
-          <w:szCs w:val="24"/>
-        </w:rPr>
-        <w:t>executes</w:t>
-      </w:r>
-      <w:proofErr w:type="spellEnd"/>
-      <w:r>
-        <w:rPr>
-          <w:rFonts w:ascii="Times New Roman" w:hAnsi="Times New Roman"/>
-          <w:sz w:val="24"/>
-          <w:szCs w:val="24"/>
-        </w:rPr>
-        <w:t xml:space="preserve"> </w:t>
-      </w:r>
-      <w:proofErr w:type="spellStart"/>
-      <w:proofErr w:type="gramStart"/>
-      <w:r>
-        <w:rPr>
-          <w:rFonts w:ascii="Times New Roman" w:hAnsi="Times New Roman"/>
-          <w:sz w:val="24"/>
-          <w:szCs w:val="24"/>
-        </w:rPr>
-        <w:t>doTaskA</w:t>
-      </w:r>
-      <w:proofErr w:type="spellEnd"/>
-      <w:r>
-        <w:rPr>
-          <w:rFonts w:ascii="Times New Roman" w:hAnsi="Times New Roman"/>
-          <w:sz w:val="24"/>
-          <w:szCs w:val="24"/>
-        </w:rPr>
-        <w:t>(</w:t>
-      </w:r>
-      <w:proofErr w:type="gramEnd"/>
-      <w:r>
-        <w:rPr>
-          <w:rFonts w:ascii="Times New Roman" w:hAnsi="Times New Roman"/>
-          <w:sz w:val="24"/>
-          <w:szCs w:val="24"/>
-        </w:rPr>
-        <w:t xml:space="preserve">) and Thread2 </w:t>
-      </w:r>
-      <w:proofErr w:type="spellStart"/>
-      <w:r>
-        <w:rPr>
-          <w:rFonts w:ascii="Times New Roman" w:hAnsi="Times New Roman"/>
-          <w:sz w:val="24"/>
-          <w:szCs w:val="24"/>
-        </w:rPr>
-        <w:t>executes</w:t>
-      </w:r>
-      <w:proofErr w:type="spellEnd"/>
-      <w:r>
-        <w:rPr>
-          <w:rFonts w:ascii="Times New Roman" w:hAnsi="Times New Roman"/>
-          <w:sz w:val="24"/>
-          <w:szCs w:val="24"/>
-        </w:rPr>
-        <w:t xml:space="preserve"> </w:t>
-      </w:r>
-      <w:proofErr w:type="spellStart"/>
-      <w:proofErr w:type="gramStart"/>
-      <w:r>
-        <w:rPr>
-          <w:rFonts w:ascii="Times New Roman" w:hAnsi="Times New Roman"/>
-          <w:sz w:val="24"/>
-          <w:szCs w:val="24"/>
-        </w:rPr>
-        <w:t>doTaskB</w:t>
-      </w:r>
-      <w:proofErr w:type="spellEnd"/>
-      <w:r>
-        <w:rPr>
-          <w:rFonts w:ascii="Times New Roman" w:hAnsi="Times New Roman"/>
-          <w:sz w:val="24"/>
-          <w:szCs w:val="24"/>
-        </w:rPr>
-        <w:t>(</w:t>
-      </w:r>
-      <w:proofErr w:type="gramEnd"/>
-      <w:r>
-        <w:rPr>
-          <w:rFonts w:ascii="Times New Roman" w:hAnsi="Times New Roman"/>
-          <w:sz w:val="24"/>
-          <w:szCs w:val="24"/>
-        </w:rPr>
-        <w:t>).</w:t>
+        <w:t xml:space="preserve"> In Main class, create thread1 and thread2 in sequence. Thread1 executes doTaskA() and Thread2 executes doTaskB().</w:t>
       </w:r>
     </w:p>
     <w:p>
@@ -419,27 +273,7 @@
           <w:szCs w:val="24"/>
           <w:u w:val="single"/>
         </w:rPr>
-        <w:t xml:space="preserve">Done. See </w:t>
-      </w:r>
-      <w:proofErr w:type="spellStart"/>
-      <w:r>
-        <w:rPr>
-          <w:rFonts w:ascii="Times New Roman" w:hAnsi="Times New Roman"/>
-          <w:sz w:val="24"/>
-          <w:szCs w:val="24"/>
-          <w:u w:val="single"/>
-        </w:rPr>
-        <w:t>code</w:t>
-      </w:r>
-      <w:proofErr w:type="spellEnd"/>
-      <w:r>
-        <w:rPr>
-          <w:rFonts w:ascii="Times New Roman" w:hAnsi="Times New Roman"/>
-          <w:sz w:val="24"/>
-          <w:szCs w:val="24"/>
-          <w:u w:val="single"/>
-        </w:rPr>
-        <w:t xml:space="preserve"> in folder </w:t>
+        <w:t xml:space="preserve">Done. See code in folder </w:t>
       </w:r>
       <w:r>
         <w:rPr>
@@ -472,7 +306,6 @@
         </w:rPr>
         <w:t xml:space="preserve"> and under </w:t>
       </w:r>
-      <w:proofErr w:type="spellStart"/>
       <w:r>
         <w:rPr>
           <w:rFonts w:ascii="Times New Roman" w:hAnsi="Times New Roman"/>
@@ -482,9 +315,8 @@
           <w:szCs w:val="24"/>
           <w:u w:val="single"/>
         </w:rPr>
-        <w:t>src</w:t>
-      </w:r>
-      <w:proofErr w:type="spellEnd"/>
+        <w:t>src/</w:t>
+      </w:r>
       <w:r>
         <w:rPr>
           <w:rFonts w:ascii="Times New Roman" w:hAnsi="Times New Roman"/>
@@ -494,7 +326,7 @@
           <w:szCs w:val="24"/>
           <w:u w:val="single"/>
         </w:rPr>
-        <w:t>/</w:t>
+        <w:t>Exercise1</w:t>
       </w:r>
       <w:r>
         <w:rPr>
@@ -505,7 +337,72 @@
           <w:szCs w:val="24"/>
           <w:u w:val="single"/>
         </w:rPr>
-        <w:t>Exercise1</w:t>
+        <w:t>.java</w:t>
+      </w:r>
+    </w:p>
+    <w:p>
+      <w:pPr>
+        <w:pStyle w:val="p1"/>
+        <w:spacing w:line="360" w:lineRule="auto"/>
+        <w:rPr>
+          <w:rFonts w:ascii="Times New Roman" w:hAnsi="Times New Roman"/>
+          <w:sz w:val="24"/>
+          <w:szCs w:val="24"/>
+        </w:rPr>
+      </w:pPr>
+    </w:p>
+    <w:p>
+      <w:pPr>
+        <w:pStyle w:val="p1"/>
+        <w:spacing w:line="360" w:lineRule="auto"/>
+        <w:rPr>
+          <w:rFonts w:ascii="Times New Roman" w:hAnsi="Times New Roman"/>
+          <w:sz w:val="24"/>
+          <w:szCs w:val="24"/>
+        </w:rPr>
+      </w:pPr>
+      <w:r>
+        <w:rPr>
+          <w:rFonts w:ascii="Times New Roman" w:hAnsi="Times New Roman"/>
+          <w:b/>
+          <w:bCs/>
+          <w:sz w:val="24"/>
+          <w:szCs w:val="24"/>
+        </w:rPr>
+        <w:t>Subtask 2:</w:t>
+      </w:r>
+      <w:r>
+        <w:rPr>
+          <w:rFonts w:ascii="Times New Roman" w:hAnsi="Times New Roman"/>
+          <w:sz w:val="24"/>
+          <w:szCs w:val="24"/>
+        </w:rPr>
+        <w:t xml:space="preserve"> Use Conditional Variables to synchronize thread1 and thread2 so that the output of the program is in the PDF.</w:t>
+      </w:r>
+    </w:p>
+    <w:p>
+      <w:pPr>
+        <w:pStyle w:val="p1"/>
+        <w:numPr>
+          <w:ilvl w:val="0"/>
+          <w:numId w:val="15"/>
+        </w:numPr>
+        <w:spacing w:line="360" w:lineRule="auto"/>
+        <w:rPr>
+          <w:rFonts w:ascii="Times New Roman" w:hAnsi="Times New Roman"/>
+          <w:sz w:val="24"/>
+          <w:szCs w:val="24"/>
+          <w:u w:val="single"/>
+        </w:rPr>
+      </w:pPr>
+      <w:r>
+        <w:rPr>
+          <w:rFonts w:ascii="Times New Roman" w:hAnsi="Times New Roman"/>
+          <w:sz w:val="24"/>
+          <w:szCs w:val="24"/>
+          <w:u w:val="single"/>
+        </w:rPr>
+        <w:t xml:space="preserve">Done. See code in folder </w:t>
       </w:r>
       <w:r>
         <w:rPr>
@@ -516,248 +413,16 @@
           <w:szCs w:val="24"/>
           <w:u w:val="single"/>
         </w:rPr>
-        <w:t>.java</w:t>
-      </w:r>
-    </w:p>
-    <w:p>
-      <w:pPr>
-        <w:pStyle w:val="p1"/>
-        <w:spacing w:line="360" w:lineRule="auto"/>
-        <w:rPr>
-          <w:rFonts w:ascii="Times New Roman" w:hAnsi="Times New Roman"/>
-          <w:sz w:val="24"/>
-          <w:szCs w:val="24"/>
-        </w:rPr>
-      </w:pPr>
-    </w:p>
-    <w:p>
-      <w:pPr>
-        <w:pStyle w:val="p1"/>
-        <w:spacing w:line="360" w:lineRule="auto"/>
-        <w:rPr>
-          <w:rFonts w:ascii="Times New Roman" w:hAnsi="Times New Roman"/>
-          <w:sz w:val="24"/>
-          <w:szCs w:val="24"/>
-        </w:rPr>
-      </w:pPr>
-      <w:proofErr w:type="spellStart"/>
-      <w:r>
-        <w:rPr>
-          <w:rFonts w:ascii="Times New Roman" w:hAnsi="Times New Roman"/>
-          <w:b/>
-          <w:bCs/>
-          <w:sz w:val="24"/>
-          <w:szCs w:val="24"/>
-        </w:rPr>
-        <w:t>Subtask</w:t>
-      </w:r>
-      <w:proofErr w:type="spellEnd"/>
-      <w:r>
-        <w:rPr>
-          <w:rFonts w:ascii="Times New Roman" w:hAnsi="Times New Roman"/>
-          <w:b/>
-          <w:bCs/>
-          <w:sz w:val="24"/>
-          <w:szCs w:val="24"/>
-        </w:rPr>
-        <w:t xml:space="preserve"> 2:</w:t>
-      </w:r>
-      <w:r>
-        <w:rPr>
-          <w:rFonts w:ascii="Times New Roman" w:hAnsi="Times New Roman"/>
-          <w:sz w:val="24"/>
-          <w:szCs w:val="24"/>
-        </w:rPr>
-        <w:t xml:space="preserve"> </w:t>
-      </w:r>
-      <w:proofErr w:type="spellStart"/>
-      <w:r>
-        <w:rPr>
-          <w:rFonts w:ascii="Times New Roman" w:hAnsi="Times New Roman"/>
-          <w:sz w:val="24"/>
-          <w:szCs w:val="24"/>
-        </w:rPr>
-        <w:t>Use</w:t>
-      </w:r>
-      <w:proofErr w:type="spellEnd"/>
-      <w:r>
-        <w:rPr>
-          <w:rFonts w:ascii="Times New Roman" w:hAnsi="Times New Roman"/>
-          <w:sz w:val="24"/>
-          <w:szCs w:val="24"/>
-        </w:rPr>
-        <w:t xml:space="preserve"> </w:t>
-      </w:r>
-      <w:proofErr w:type="spellStart"/>
-      <w:r>
-        <w:rPr>
-          <w:rFonts w:ascii="Times New Roman" w:hAnsi="Times New Roman"/>
-          <w:sz w:val="24"/>
-          <w:szCs w:val="24"/>
-        </w:rPr>
-        <w:t>Conditional</w:t>
-      </w:r>
-      <w:proofErr w:type="spellEnd"/>
-      <w:r>
-        <w:rPr>
-          <w:rFonts w:ascii="Times New Roman" w:hAnsi="Times New Roman"/>
-          <w:sz w:val="24"/>
-          <w:szCs w:val="24"/>
-        </w:rPr>
-        <w:t xml:space="preserve"> Variables to </w:t>
-      </w:r>
-      <w:proofErr w:type="spellStart"/>
-      <w:r>
-        <w:rPr>
-          <w:rFonts w:ascii="Times New Roman" w:hAnsi="Times New Roman"/>
-          <w:sz w:val="24"/>
-          <w:szCs w:val="24"/>
-        </w:rPr>
-        <w:t>synchronize</w:t>
-      </w:r>
-      <w:proofErr w:type="spellEnd"/>
-      <w:r>
-        <w:rPr>
-          <w:rFonts w:ascii="Times New Roman" w:hAnsi="Times New Roman"/>
-          <w:sz w:val="24"/>
-          <w:szCs w:val="24"/>
-        </w:rPr>
-        <w:t xml:space="preserve"> thread1 and thread2 so </w:t>
-      </w:r>
-      <w:proofErr w:type="spellStart"/>
-      <w:r>
-        <w:rPr>
-          <w:rFonts w:ascii="Times New Roman" w:hAnsi="Times New Roman"/>
-          <w:sz w:val="24"/>
-          <w:szCs w:val="24"/>
-        </w:rPr>
-        <w:t>that</w:t>
-      </w:r>
-      <w:proofErr w:type="spellEnd"/>
-      <w:r>
-        <w:rPr>
-          <w:rFonts w:ascii="Times New Roman" w:hAnsi="Times New Roman"/>
-          <w:sz w:val="24"/>
-          <w:szCs w:val="24"/>
-        </w:rPr>
-        <w:t xml:space="preserve"> </w:t>
-      </w:r>
-      <w:proofErr w:type="spellStart"/>
-      <w:r>
-        <w:rPr>
-          <w:rFonts w:ascii="Times New Roman" w:hAnsi="Times New Roman"/>
-          <w:sz w:val="24"/>
-          <w:szCs w:val="24"/>
-        </w:rPr>
-        <w:t>the</w:t>
-      </w:r>
-      <w:proofErr w:type="spellEnd"/>
-      <w:r>
-        <w:rPr>
-          <w:rFonts w:ascii="Times New Roman" w:hAnsi="Times New Roman"/>
-          <w:sz w:val="24"/>
-          <w:szCs w:val="24"/>
-        </w:rPr>
-        <w:t xml:space="preserve"> output </w:t>
-      </w:r>
-      <w:proofErr w:type="spellStart"/>
-      <w:r>
-        <w:rPr>
-          <w:rFonts w:ascii="Times New Roman" w:hAnsi="Times New Roman"/>
-          <w:sz w:val="24"/>
-          <w:szCs w:val="24"/>
-        </w:rPr>
-        <w:t>of</w:t>
-      </w:r>
-      <w:proofErr w:type="spellEnd"/>
-      <w:r>
-        <w:rPr>
-          <w:rFonts w:ascii="Times New Roman" w:hAnsi="Times New Roman"/>
-          <w:sz w:val="24"/>
-          <w:szCs w:val="24"/>
-        </w:rPr>
-        <w:t xml:space="preserve"> </w:t>
-      </w:r>
-      <w:proofErr w:type="spellStart"/>
-      <w:r>
-        <w:rPr>
-          <w:rFonts w:ascii="Times New Roman" w:hAnsi="Times New Roman"/>
-          <w:sz w:val="24"/>
-          <w:szCs w:val="24"/>
-        </w:rPr>
-        <w:t>the</w:t>
-      </w:r>
-      <w:proofErr w:type="spellEnd"/>
-      <w:r>
-        <w:rPr>
-          <w:rFonts w:ascii="Times New Roman" w:hAnsi="Times New Roman"/>
-          <w:sz w:val="24"/>
-          <w:szCs w:val="24"/>
-        </w:rPr>
-        <w:t xml:space="preserve"> program is in </w:t>
-      </w:r>
-      <w:proofErr w:type="spellStart"/>
-      <w:r>
-        <w:rPr>
-          <w:rFonts w:ascii="Times New Roman" w:hAnsi="Times New Roman"/>
-          <w:sz w:val="24"/>
-          <w:szCs w:val="24"/>
-        </w:rPr>
-        <w:t>the</w:t>
-      </w:r>
-      <w:proofErr w:type="spellEnd"/>
-      <w:r>
-        <w:rPr>
-          <w:rFonts w:ascii="Times New Roman" w:hAnsi="Times New Roman"/>
-          <w:sz w:val="24"/>
-          <w:szCs w:val="24"/>
-        </w:rPr>
-        <w:t xml:space="preserve"> PDF.</w:t>
-      </w:r>
-    </w:p>
-    <w:p>
-      <w:pPr>
-        <w:pStyle w:val="p1"/>
-        <w:numPr>
-          <w:ilvl w:val="0"/>
-          <w:numId w:val="15"/>
-        </w:numPr>
-        <w:spacing w:line="360" w:lineRule="auto"/>
+        <w:t>exercise1_2</w:t>
+      </w:r>
+      <w:r>
         <w:rPr>
           <w:rFonts w:ascii="Times New Roman" w:hAnsi="Times New Roman"/>
           <w:sz w:val="24"/>
           <w:szCs w:val="24"/>
           <w:u w:val="single"/>
         </w:rPr>
-      </w:pPr>
-      <w:r>
-        <w:rPr>
-          <w:rFonts w:ascii="Times New Roman" w:hAnsi="Times New Roman"/>
-          <w:sz w:val="24"/>
-          <w:szCs w:val="24"/>
-          <w:u w:val="single"/>
-        </w:rPr>
-        <w:t xml:space="preserve">Done. See </w:t>
-      </w:r>
-      <w:proofErr w:type="spellStart"/>
-      <w:r>
-        <w:rPr>
-          <w:rFonts w:ascii="Times New Roman" w:hAnsi="Times New Roman"/>
-          <w:sz w:val="24"/>
-          <w:szCs w:val="24"/>
-          <w:u w:val="single"/>
-        </w:rPr>
-        <w:t>code</w:t>
-      </w:r>
-      <w:proofErr w:type="spellEnd"/>
-      <w:r>
-        <w:rPr>
-          <w:rFonts w:ascii="Times New Roman" w:hAnsi="Times New Roman"/>
-          <w:sz w:val="24"/>
-          <w:szCs w:val="24"/>
-          <w:u w:val="single"/>
-        </w:rPr>
-        <w:t xml:space="preserve"> in folder </w:t>
+        <w:t xml:space="preserve"> and under </w:t>
       </w:r>
       <w:r>
         <w:rPr>
@@ -768,40 +433,7 @@
           <w:szCs w:val="24"/>
           <w:u w:val="single"/>
         </w:rPr>
-        <w:t>exercise1_2</w:t>
-      </w:r>
-      <w:r>
-        <w:rPr>
-          <w:rFonts w:ascii="Times New Roman" w:hAnsi="Times New Roman"/>
-          <w:sz w:val="24"/>
-          <w:szCs w:val="24"/>
-          <w:u w:val="single"/>
-        </w:rPr>
-        <w:t xml:space="preserve"> and under </w:t>
-      </w:r>
-      <w:proofErr w:type="spellStart"/>
-      <w:r>
-        <w:rPr>
-          <w:rFonts w:ascii="Times New Roman" w:hAnsi="Times New Roman"/>
-          <w:i/>
-          <w:iCs/>
-          <w:sz w:val="24"/>
-          <w:szCs w:val="24"/>
-          <w:u w:val="single"/>
-        </w:rPr>
-        <w:t>src</w:t>
-      </w:r>
-      <w:proofErr w:type="spellEnd"/>
-      <w:r>
-        <w:rPr>
-          <w:rFonts w:ascii="Times New Roman" w:hAnsi="Times New Roman"/>
-          <w:i/>
-          <w:iCs/>
-          <w:sz w:val="24"/>
-          <w:szCs w:val="24"/>
-          <w:u w:val="single"/>
-        </w:rPr>
-        <w:t>/Exercise1</w:t>
+        <w:t>src/Exercise1</w:t>
       </w:r>
       <w:r>
         <w:rPr>
@@ -927,7 +559,6 @@
         </w:rPr>
         <w:t xml:space="preserve"> and under </w:t>
       </w:r>
-      <w:proofErr w:type="spellStart"/>
       <w:r>
         <w:rPr>
           <w:rFonts w:ascii="Times New Roman" w:hAnsi="Times New Roman" w:cs="Times New Roman"/>
@@ -936,18 +567,7 @@
           <w:u w:val="single"/>
           <w:lang w:val="en-GB" w:eastAsia="nb-NO"/>
         </w:rPr>
-        <w:t>src</w:t>
-      </w:r>
-      <w:proofErr w:type="spellEnd"/>
-      <w:r>
-        <w:rPr>
-          <w:rFonts w:ascii="Times New Roman" w:hAnsi="Times New Roman" w:cs="Times New Roman"/>
-          <w:i/>
-          <w:iCs/>
-          <w:u w:val="single"/>
-          <w:lang w:val="en-GB" w:eastAsia="nb-NO"/>
-        </w:rPr>
-        <w:t>/Exercise2.java</w:t>
+        <w:t>src/Exercise2.java</w:t>
       </w:r>
     </w:p>
     <w:p>
@@ -1023,11 +643,7 @@
         <w:outlineLvl w:val="0"/>
         <w:rPr>
           <w:rFonts w:ascii="Times New Roman" w:eastAsiaTheme="majorEastAsia" w:hAnsi="Times New Roman" w:cs="Times New Roman"/>
-          <w:b/>
-          <w:bCs/>
           <w:kern w:val="0"/>
-          <w:sz w:val="36"/>
-          <w:szCs w:val="36"/>
           <w:lang w:val="en-GB" w:eastAsia="nb-NO"/>
           <w14:ligatures w14:val="none"/>
         </w:rPr>
@@ -1039,9 +655,8 @@
           <w:lang w:val="en-GB" w:eastAsia="nb-NO"/>
           <w14:ligatures w14:val="none"/>
         </w:rPr>
-        <w:t xml:space="preserve">Your task in this Exercise is to complete the implementation by using Barrier to synchronize threads so that the meeting will start only when all </w:t>
-      </w:r>
-      <w:proofErr w:type="spellStart"/>
+        <w:t>Your task in this Exercise is to complete the implementation by using Barrier to synchronize threads so that the meeting will start only when all pariticipants have arrived. The missing code in the project is marked with // TODO keywords.</w:t>
+      </w:r>
       <w:r>
         <w:rPr>
           <w:rFonts w:ascii="Times New Roman" w:eastAsiaTheme="majorEastAsia" w:hAnsi="Times New Roman" w:cs="Times New Roman"/>
@@ -1049,18 +664,28 @@
           <w:lang w:val="en-GB" w:eastAsia="nb-NO"/>
           <w14:ligatures w14:val="none"/>
         </w:rPr>
-        <w:t>pariticipants</w:t>
-      </w:r>
-      <w:proofErr w:type="spellEnd"/>
-      <w:r>
+        <w:t xml:space="preserve"> Excpected output is in the PDF</w:t>
+      </w:r>
+    </w:p>
+    <w:p>
+      <w:pPr>
+        <w:pStyle w:val="Listeavsnitt"/>
+        <w:keepNext/>
+        <w:keepLines/>
+        <w:numPr>
+          <w:ilvl w:val="0"/>
+          <w:numId w:val="15"/>
+        </w:numPr>
+        <w:spacing w:before="360" w:after="120" w:line="360" w:lineRule="auto"/>
+        <w:ind w:right="360"/>
+        <w:outlineLvl w:val="0"/>
         <w:rPr>
           <w:rFonts w:ascii="Times New Roman" w:eastAsiaTheme="majorEastAsia" w:hAnsi="Times New Roman" w:cs="Times New Roman"/>
           <w:kern w:val="0"/>
           <w:lang w:val="en-GB" w:eastAsia="nb-NO"/>
           <w14:ligatures w14:val="none"/>
         </w:rPr>
-        <w:t xml:space="preserve"> have arrived. The missing code in the project is marked with // TODO keywords.</w:t>
-      </w:r>
+      </w:pPr>
       <w:r>
         <w:rPr>
           <w:rFonts w:ascii="Times New Roman" w:eastAsiaTheme="majorEastAsia" w:hAnsi="Times New Roman" w:cs="Times New Roman"/>
@@ -1068,27 +693,18 @@
           <w:lang w:val="en-GB" w:eastAsia="nb-NO"/>
           <w14:ligatures w14:val="none"/>
         </w:rPr>
-        <w:t xml:space="preserve"> </w:t>
-      </w:r>
-      <w:proofErr w:type="spellStart"/>
+        <w:t xml:space="preserve">Done. See code in folder </w:t>
+      </w:r>
       <w:r>
         <w:rPr>
           <w:rFonts w:ascii="Times New Roman" w:eastAsiaTheme="majorEastAsia" w:hAnsi="Times New Roman" w:cs="Times New Roman"/>
+          <w:i/>
+          <w:iCs/>
           <w:kern w:val="0"/>
           <w:lang w:val="en-GB" w:eastAsia="nb-NO"/>
           <w14:ligatures w14:val="none"/>
         </w:rPr>
-        <w:t>Excpected</w:t>
-      </w:r>
-      <w:proofErr w:type="spellEnd"/>
-      <w:r>
-        <w:rPr>
-          <w:rFonts w:ascii="Times New Roman" w:eastAsiaTheme="majorEastAsia" w:hAnsi="Times New Roman" w:cs="Times New Roman"/>
-          <w:kern w:val="0"/>
-          <w:lang w:val="en-GB" w:eastAsia="nb-NO"/>
-          <w14:ligatures w14:val="none"/>
-        </w:rPr>
-        <w:t xml:space="preserve"> output is in the PDF</w:t>
+        <w:t>exercise3</w:t>
       </w:r>
     </w:p>
     <w:sectPr>
